--- a/RAG_based_pdf_bot_howto.docx
+++ b/RAG_based_pdf_bot_howto.docx
@@ -100,23 +100,21 @@
           <w:rFonts w:ascii="Verdana" w:hAnsi="Verdana"/>
           <w:lang w:val="en-US"/>
         </w:rPr>
-        <w:t xml:space="preserve">"What is the formula used to calculate the OH processing stage index </w:t>
-      </w:r>
-      <w:proofErr w:type="spellStart"/>
-      <w:r>
-        <w:rPr>
-          <w:rFonts w:ascii="Verdana" w:hAnsi="Verdana"/>
-          <w:lang w:val="en-US"/>
-        </w:rPr>
-        <w:t>stgIx</w:t>
-      </w:r>
-      <w:proofErr w:type="spellEnd"/>
-      <w:r>
-        <w:rPr>
-          <w:rFonts w:ascii="Verdana" w:hAnsi="Verdana"/>
-          <w:lang w:val="en-US"/>
-        </w:rPr>
-        <w:t xml:space="preserve">?"  </w:t>
+        <w:t>"</w:t>
+      </w:r>
+      <w:r>
+        <w:rPr>
+          <w:rFonts w:ascii="Verdana" w:hAnsi="Verdana"/>
+          <w:lang w:val="en-US"/>
+        </w:rPr>
+        <w:t>What is the Microphone sensitivity?</w:t>
+      </w:r>
+      <w:r>
+        <w:rPr>
+          <w:rFonts w:ascii="Verdana" w:hAnsi="Verdana"/>
+          <w:lang w:val="en-US"/>
+        </w:rPr>
+        <w:t xml:space="preserve">"  </w:t>
       </w:r>
     </w:p>
     <w:p>
@@ -146,7 +144,7 @@
           <w:rFonts w:ascii="Verdana" w:hAnsi="Verdana"/>
           <w:lang w:val="en-US"/>
         </w:rPr>
-        <w:t>Slides</w:t>
+        <w:t>manual</w:t>
       </w:r>
       <w:r>
         <w:rPr>
@@ -204,23 +202,7 @@
           <w:rFonts w:ascii="Verdana" w:hAnsi="Verdana"/>
           <w:lang w:val="en-US"/>
         </w:rPr>
-        <w:t xml:space="preserve">GIT </w:t>
-      </w:r>
-      <w:proofErr w:type="gramStart"/>
-      <w:r>
-        <w:rPr>
-          <w:rFonts w:ascii="Verdana" w:hAnsi="Verdana"/>
-          <w:lang w:val="en-US"/>
-        </w:rPr>
-        <w:t>clone</w:t>
-      </w:r>
-      <w:proofErr w:type="gramEnd"/>
-      <w:r>
-        <w:rPr>
-          <w:rFonts w:ascii="Verdana" w:hAnsi="Verdana"/>
-          <w:lang w:val="en-US"/>
-        </w:rPr>
-        <w:t xml:space="preserve"> the repo</w:t>
+        <w:t>GIT clone the repo</w:t>
       </w:r>
     </w:p>
     <w:p>
@@ -293,7 +275,6 @@
         </w:rPr>
         <w:t xml:space="preserve">cd </w:t>
       </w:r>
-      <w:proofErr w:type="spellStart"/>
       <w:r>
         <w:rPr>
           <w:rFonts w:ascii="Verdana" w:hAnsi="Verdana"/>
@@ -301,7 +282,6 @@
         </w:rPr>
         <w:t>pdf_bot_demo</w:t>
       </w:r>
-      <w:proofErr w:type="spellEnd"/>
     </w:p>
     <w:p>
       <w:pPr>
@@ -316,33 +296,8 @@
           <w:rFonts w:ascii="Verdana" w:hAnsi="Verdana"/>
           <w:lang w:val="en-US"/>
         </w:rPr>
-        <w:t xml:space="preserve">python -m </w:t>
-      </w:r>
-      <w:proofErr w:type="spellStart"/>
-      <w:r>
-        <w:rPr>
-          <w:rFonts w:ascii="Verdana" w:hAnsi="Verdana"/>
-          <w:lang w:val="en-US"/>
-        </w:rPr>
-        <w:t>venv</w:t>
-      </w:r>
-      <w:proofErr w:type="spellEnd"/>
-      <w:r>
-        <w:rPr>
-          <w:rFonts w:ascii="Verdana" w:hAnsi="Verdana"/>
-          <w:lang w:val="en-US"/>
-        </w:rPr>
-        <w:t xml:space="preserve"> </w:t>
-      </w:r>
-      <w:proofErr w:type="spellStart"/>
-      <w:r>
-        <w:rPr>
-          <w:rFonts w:ascii="Verdana" w:hAnsi="Verdana"/>
-          <w:lang w:val="en-US"/>
-        </w:rPr>
-        <w:t>my_rag_project_venv</w:t>
-      </w:r>
-      <w:proofErr w:type="spellEnd"/>
+        <w:t>python -m venv my_rag_project_venv</w:t>
+      </w:r>
     </w:p>
     <w:p>
       <w:pPr>
@@ -352,21 +307,12 @@
           <w:lang w:val="en-US"/>
         </w:rPr>
       </w:pPr>
-      <w:proofErr w:type="spellStart"/>
-      <w:r>
-        <w:rPr>
-          <w:rFonts w:ascii="Verdana" w:hAnsi="Verdana"/>
-          <w:lang w:val="en-US"/>
-        </w:rPr>
-        <w:t>my_rag_project_venv</w:t>
-      </w:r>
-      <w:proofErr w:type="spellEnd"/>
-      <w:r>
-        <w:rPr>
-          <w:rFonts w:ascii="Verdana" w:hAnsi="Verdana"/>
-          <w:lang w:val="en-US"/>
-        </w:rPr>
-        <w:t>\Scripts\activate.bat</w:t>
+      <w:r>
+        <w:rPr>
+          <w:rFonts w:ascii="Verdana" w:hAnsi="Verdana"/>
+          <w:lang w:val="en-US"/>
+        </w:rPr>
+        <w:t>my_rag_project_venv\Scripts\activate.bat</w:t>
       </w:r>
     </w:p>
     <w:p>
@@ -382,71 +328,7 @@
           <w:rFonts w:ascii="Verdana" w:hAnsi="Verdana"/>
           <w:lang w:val="en-US"/>
         </w:rPr>
-        <w:t xml:space="preserve">pip install </w:t>
-      </w:r>
-      <w:proofErr w:type="spellStart"/>
-      <w:r>
-        <w:rPr>
-          <w:rFonts w:ascii="Verdana" w:hAnsi="Verdana"/>
-          <w:lang w:val="en-US"/>
-        </w:rPr>
-        <w:t>chromadb</w:t>
-      </w:r>
-      <w:proofErr w:type="spellEnd"/>
-      <w:r>
-        <w:rPr>
-          <w:rFonts w:ascii="Verdana" w:hAnsi="Verdana"/>
-          <w:lang w:val="en-US"/>
-        </w:rPr>
-        <w:t xml:space="preserve"> google-</w:t>
-      </w:r>
-      <w:proofErr w:type="spellStart"/>
-      <w:r>
-        <w:rPr>
-          <w:rFonts w:ascii="Verdana" w:hAnsi="Verdana"/>
-          <w:lang w:val="en-US"/>
-        </w:rPr>
-        <w:t>genai</w:t>
-      </w:r>
-      <w:proofErr w:type="spellEnd"/>
-      <w:r>
-        <w:rPr>
-          <w:rFonts w:ascii="Verdana" w:hAnsi="Verdana"/>
-          <w:lang w:val="en-US"/>
-        </w:rPr>
-        <w:t xml:space="preserve"> </w:t>
-      </w:r>
-      <w:proofErr w:type="spellStart"/>
-      <w:r>
-        <w:rPr>
-          <w:rFonts w:ascii="Verdana" w:hAnsi="Verdana"/>
-          <w:lang w:val="en-US"/>
-        </w:rPr>
-        <w:t>langchain_community</w:t>
-      </w:r>
-      <w:proofErr w:type="spellEnd"/>
-      <w:r>
-        <w:rPr>
-          <w:rFonts w:ascii="Verdana" w:hAnsi="Verdana"/>
-          <w:lang w:val="en-US"/>
-        </w:rPr>
-        <w:t xml:space="preserve"> </w:t>
-      </w:r>
-      <w:proofErr w:type="spellStart"/>
-      <w:r>
-        <w:rPr>
-          <w:rFonts w:ascii="Verdana" w:hAnsi="Verdana"/>
-          <w:lang w:val="en-US"/>
-        </w:rPr>
-        <w:t>pypdf</w:t>
-      </w:r>
-      <w:proofErr w:type="spellEnd"/>
-      <w:r>
-        <w:rPr>
-          <w:rFonts w:ascii="Verdana" w:hAnsi="Verdana"/>
-          <w:lang w:val="en-US"/>
-        </w:rPr>
-        <w:t xml:space="preserve"> sentence-transformers</w:t>
+        <w:t>pip install chromadb google-genai langchain_community pypdf sentence-transformers</w:t>
       </w:r>
     </w:p>
     <w:p>
@@ -618,7 +500,14 @@
           <w:rFonts w:ascii="Verdana" w:hAnsi="Verdana"/>
           <w:lang w:val="en-US"/>
         </w:rPr>
-        <w:t>python concepture_openai.py</w:t>
+        <w:t xml:space="preserve">python </w:t>
+      </w:r>
+      <w:r>
+        <w:rPr>
+          <w:rFonts w:ascii="Verdana" w:hAnsi="Verdana"/>
+          <w:lang w:val="en-US"/>
+        </w:rPr>
+        <w:t xml:space="preserve"> complete_rag_pdf_bot.py</w:t>
       </w:r>
     </w:p>
     <w:p>
@@ -638,29 +527,28 @@
           <w:rFonts w:ascii="Verdana" w:hAnsi="Verdana"/>
           <w:lang w:val="en-US"/>
         </w:rPr>
+        <w:t>The query result is shown in the prompt</w:t>
+      </w:r>
+    </w:p>
+    <w:p>
+      <w:pPr>
+        <w:pStyle w:val="Listeafsnit"/>
+        <w:rPr>
+          <w:rFonts w:ascii="Verdana" w:hAnsi="Verdana"/>
+          <w:lang w:val="en-US"/>
+        </w:rPr>
+      </w:pPr>
+      <w:r>
+        <w:rPr>
+          <w:rFonts w:ascii="Verdana" w:hAnsi="Verdana"/>
+          <w:lang w:val="en-US"/>
+        </w:rPr>
         <w:lastRenderedPageBreak/>
-        <w:t>The query result is shown in the prompt</w:t>
-      </w:r>
-    </w:p>
-    <w:p>
-      <w:pPr>
-        <w:pStyle w:val="Listeafsnit"/>
-        <w:rPr>
-          <w:rFonts w:ascii="Verdana" w:hAnsi="Verdana"/>
-          <w:lang w:val="en-US"/>
-        </w:rPr>
-      </w:pPr>
-      <w:r>
-        <w:rPr>
-          <w:rFonts w:ascii="Verdana" w:hAnsi="Verdana"/>
-          <w:noProof/>
-          <w:lang w:val="en-US"/>
-        </w:rPr>
         <w:drawing>
-          <wp:inline distT="0" distB="0" distL="0" distR="0" wp14:anchorId="3525743B" wp14:editId="7BC44D83">
-            <wp:extent cx="6120130" cy="2760345"/>
-            <wp:effectExtent l="0" t="0" r="0" b="1905"/>
-            <wp:docPr id="1972188344" name="Billede 1"/>
+          <wp:inline distT="0" distB="0" distL="0" distR="0" wp14:anchorId="35457A11" wp14:editId="450C1218">
+            <wp:extent cx="6120130" cy="4693920"/>
+            <wp:effectExtent l="0" t="0" r="0" b="0"/>
+            <wp:docPr id="688561820" name="Billede 1"/>
             <wp:cNvGraphicFramePr>
               <a:graphicFrameLocks xmlns:a="http://schemas.openxmlformats.org/drawingml/2006/main" noChangeAspect="1"/>
             </wp:cNvGraphicFramePr>
@@ -668,7 +556,7 @@
               <a:graphicData uri="http://schemas.openxmlformats.org/drawingml/2006/picture">
                 <pic:pic xmlns:pic="http://schemas.openxmlformats.org/drawingml/2006/picture">
                   <pic:nvPicPr>
-                    <pic:cNvPr id="1972188344" name=""/>
+                    <pic:cNvPr id="688561820" name=""/>
                     <pic:cNvPicPr/>
                   </pic:nvPicPr>
                   <pic:blipFill>
@@ -680,7 +568,7 @@
                   <pic:spPr>
                     <a:xfrm>
                       <a:off x="0" y="0"/>
-                      <a:ext cx="6120130" cy="2760345"/>
+                      <a:ext cx="6120130" cy="4693920"/>
                     </a:xfrm>
                     <a:prstGeom prst="rect">
                       <a:avLst/>
